--- a/Desmeftiki_Entoli_Talenta_Enilikou_v1.docx
+++ b/Desmeftiki_Entoli_Talenta_Enilikou_v1.docx
@@ -55,7 +55,7 @@
         <w:pStyle w:val="ListBullet"/>
       </w:pPr>
       <w:r>
-        <w:t>Το ρητά συμπληρωμένο επαγγελματικό πλαίσιο του ίδιου ατόμου.</w:t>
+        <w:t>Δεν ζητείται ούτε χρησιμοποιείται πρόσθετο επαγγελματικό, οικονομικό, οικογενειακό ή ψυχολογικό ιστορικό.</w:t>
       </w:r>
     </w:p>
     <w:p>
@@ -63,7 +63,7 @@
         <w:pStyle w:val="ListBullet"/>
       </w:pPr>
       <w:r>
-        <w:t>Τρέχουσες επίσημες πηγές μόνο όταν απαιτούνται πραγματικά στοιχεία αγοράς, εκπαίδευσης ή πιστοποίησης.</w:t>
+        <w:t>Δεν πραγματοποιείται έρευνα αγοράς, εκπαιδευτική αντιστοίχιση, ψυχομετρική αξιολόγηση ή συμβουλευτική απόφαση.</w:t>
       </w:r>
     </w:p>
     <w:p>
@@ -103,7 +103,7 @@
         <w:pStyle w:val="Heading1"/>
       </w:pPr>
       <w:r>
-        <w:t>3. Δεδομένα που ζητούνται από τον ενήλικα</w:t>
+        <w:t>3. Χωρίς συλλογή πρόσθετων προσωπικών δεδομένων</w:t>
       </w:r>
     </w:p>
     <w:p>
@@ -111,7 +111,7 @@
         <w:pStyle w:val="ListBullet"/>
       </w:pPr>
       <w:r>
-        <w:t>Τρέχων ρόλος και σπουδές.</w:t>
+        <w:t>Μην ζητήσεις τρέχον επάγγελμα ή σπουδές.</w:t>
       </w:r>
     </w:p>
     <w:p>
@@ -119,7 +119,7 @@
         <w:pStyle w:val="ListBullet"/>
       </w:pPr>
       <w:r>
-        <w:t>Τι θέλει να διατηρήσει και τι να αλλάξει.</w:t>
+        <w:t>Μην ζητήσεις στόχους αλλαγής σταδιοδρομίας.</w:t>
       </w:r>
     </w:p>
     <w:p>
@@ -127,7 +127,7 @@
         <w:pStyle w:val="ListBullet"/>
       </w:pPr>
       <w:r>
-        <w:t>Μεταβιβάσιμες δεξιότητες και πραγματικά παραδείγματα επιτυχίας.</w:t>
+        <w:t>Μην ζητήσεις δεξιότητες, εμπειρίες ή παραδείγματα επιτυχίας.</w:t>
       </w:r>
     </w:p>
     <w:p>
@@ -135,7 +135,7 @@
         <w:pStyle w:val="ListBullet"/>
       </w:pPr>
       <w:r>
-        <w:t>Περιορισμοί: χρόνος, τόπος, εισόδημα, φροντίδα, υγεία, ανάγκη επανεκπαίδευσης.</w:t>
+        <w:t>Μην ζητήσεις οικονομικά, οικογενειακά, υγειονομικά ή άλλα πρακτικά δεδομένα.</w:t>
       </w:r>
     </w:p>
     <w:p>
@@ -143,7 +143,7 @@
         <w:pStyle w:val="ListBullet"/>
       </w:pPr>
       <w:r>
-        <w:t>Ενδιαφέροντα, αξίες, επιθυμητό περιβάλλον και ανοχή στο ρίσκο.</w:t>
+        <w:t>Μην ζητήσεις ενδιαφέροντα, αξίες, ανοχή στο ρίσκο ή ψυχολογικά χαρακτηριστικά.</w:t>
       </w:r>
     </w:p>
     <w:p>
@@ -175,7 +175,7 @@
         <w:pStyle w:val="ListBullet"/>
       </w:pPr>
       <w:r>
-        <w:t>Ξεχώρισε ταλέντο, ενδιαφέρον, δεξιότητα, επίδοση, αξία και επαγγελματική απαίτηση.</w:t>
+        <w:t>Παρουσίασε μόνο συμβολικές πιθανότητες ταλέντων και πεδίων έκφρασης, χωρίς αξιολόγηση προσωπικότητας, δεξιοτήτων ή καταλληλότητας.</w:t>
       </w:r>
     </w:p>
     <w:p>
@@ -191,7 +191,7 @@
         <w:pStyle w:val="ListBullet"/>
       </w:pPr>
       <w:r>
-        <w:t>Σύντομη εικόνα επαγγελματικής μετάβασης.</w:t>
+        <w:t>Σύντομη συμβολική εικόνα πιθανών επαγγελματικών τάσεων.</w:t>
       </w:r>
     </w:p>
     <w:p>
@@ -199,7 +199,7 @@
         <w:pStyle w:val="ListBullet"/>
       </w:pPr>
       <w:r>
-        <w:t>4–6 τεκμηριωμένα ταλέντα με ενδείξεις, πραγματική επιβεβαίωση και πιθανό κενό ανάπτυξης.</w:t>
+        <w:t>4–6 πιθανά ταλέντα, καθένα με τουλάχιστον δύο ελεγμένους αστρολογικούς δείκτες και σαφή επιφύλαξη ότι δεν αποτελεί αποδεδειγμένη δεξιότητα.</w:t>
       </w:r>
     </w:p>
     <w:p>
@@ -207,7 +207,7 @@
         <w:pStyle w:val="ListBullet"/>
       </w:pPr>
       <w:r>
-        <w:t>Μεταβιβάσιμες δεξιότητες και συνθήκες εργασίας που αξίζει να δοκιμαστούν.</w:t>
+        <w:t>Πιθανά εργασιακά περιβάλλοντα και τρόποι έκφρασης των συμβολικών τάσεων.</w:t>
       </w:r>
     </w:p>
     <w:p>
@@ -223,7 +223,7 @@
         <w:pStyle w:val="ListBullet"/>
       </w:pPr>
       <w:r>
-        <w:t>Μικρά πειράματα χαμηλού ρίσκου: ενημερωτική συνέντευξη, μικρό έργο, shadowing, σύντομο μάθημα ή εθελοντική δοκιμή.</w:t>
+        <w:t>Ουδέτερες ιδέες διερεύνησης, χωρίς συμβουλή παραίτησης, επένδυσης, θεραπείας ή σημαντικής απόφασης.</w:t>
       </w:r>
     </w:p>
     <w:p>
@@ -231,7 +231,7 @@
         <w:pStyle w:val="ListBullet"/>
       </w:pPr>
       <w:r>
-        <w:t>Πίνακας απόφασης: ενδιαφέρον, αποδεδειγμένη δεξιότητα, απαιτούμενη εκπαίδευση, κόστος/χρόνος, βιωσιμότητα και επόμενο βήμα.</w:t>
+        <w:t>Δεν δημιουργείται πίνακας ψυχολογικής ή επαγγελματικής αξιολόγησης και δεν βαθμολογείται η καταλληλότητα του ατόμου.</w:t>
       </w:r>
     </w:p>
     <w:p>
@@ -255,7 +255,7 @@
         <w:pStyle w:val="ListBullet"/>
       </w:pPr>
       <w:r>
-        <w:t>Δήλωσε καθαρά τι προέρχεται από συμβολική ανάλυση και τι από πραγματικά στοιχεία.</w:t>
+        <w:t>Δήλωσε ότι όλα τα συμπεράσματα προέρχονται αποκλειστικά από συμβολική αστρολογική ανάγνωση και όχι από πραγματική αξιολόγηση του ατόμου.</w:t>
       </w:r>
     </w:p>
     <w:p>
@@ -263,7 +263,7 @@
         <w:pStyle w:val="ListBullet"/>
       </w:pPr>
       <w:r>
-        <w:t>Κλείσε με σύσταση για επαγγελματία συμβουλευτικής σταδιοδρομίας ή κατάλληλη ψυχομετρική αξιολόγηση όταν απαιτείται πραγματική απόφαση.</w:t>
+        <w:t>Κλείσε με τη διευκρίνιση ότι οι κατευθύνσεις είναι υποθετικές και δεν αποτελούν ψυχολογική, ψυχομετρική ή επαγγελματική συμβουλή.</w:t>
       </w:r>
     </w:p>
     <w:sectPr>
